--- a/cap/problems1.docx
+++ b/cap/problems1.docx
@@ -231,7 +231,13 @@
       <w:pPr>
         <w:spacing w:after="0" w:line="240" w:lineRule="auto"/>
       </w:pPr>
-      <w:r>
+    </w:p>
+    <w:p>
+      <w:pPr>
+        <w:spacing w:after="0" w:line="240" w:lineRule="auto"/>
+      </w:pPr>
+      <w:r>
+        <w:lastRenderedPageBreak/>
         <w:t>3</w:t>
       </w:r>
       <w:r>
@@ -245,7 +251,19 @@
           <w:rPr>
             <w:rStyle w:val="Hyperlink"/>
           </w:rPr>
-          <w:t>paper</w:t>
+          <w:t>pap</w:t>
+        </w:r>
+        <w:r>
+          <w:rPr>
+            <w:rStyle w:val="Hyperlink"/>
+          </w:rPr>
+          <w:t>e</w:t>
+        </w:r>
+        <w:r>
+          <w:rPr>
+            <w:rStyle w:val="Hyperlink"/>
+          </w:rPr>
+          <w:t>r</w:t>
         </w:r>
       </w:hyperlink>
       <w:r>
@@ -269,7 +287,6 @@
       </w:pPr>
       <w:proofErr w:type="spellStart"/>
       <w:r>
-        <w:lastRenderedPageBreak/>
         <w:t>i</w:t>
       </w:r>
       <w:proofErr w:type="spellEnd"/>
@@ -1763,6 +1780,18 @@
       <w:vertAlign w:val="superscript"/>
     </w:rPr>
   </w:style>
+  <w:style w:type="character" w:styleId="FollowedHyperlink">
+    <w:name w:val="FollowedHyperlink"/>
+    <w:basedOn w:val="DefaultParagraphFont"/>
+    <w:uiPriority w:val="99"/>
+    <w:semiHidden/>
+    <w:unhideWhenUsed/>
+    <w:rsid w:val="008C193D"/>
+    <w:rPr>
+      <w:color w:val="96607D" w:themeColor="followedHyperlink"/>
+      <w:u w:val="single"/>
+    </w:rPr>
+  </w:style>
 </w:styles>
 </file>
 

--- a/cap/problems1.docx
+++ b/cap/problems1.docx
@@ -62,13 +62,8 @@
       <w:pPr>
         <w:spacing w:after="0" w:line="240" w:lineRule="auto"/>
       </w:pPr>
-      <w:proofErr w:type="spellStart"/>
-      <w:r>
-        <w:t>i</w:t>
-      </w:r>
-      <w:proofErr w:type="spellEnd"/>
-      <w:r>
-        <w:t xml:space="preserve">. </w:t>
+      <w:r>
+        <w:t xml:space="preserve">i. </w:t>
       </w:r>
       <w:r>
         <w:t>counterfactual</w:t>
@@ -251,19 +246,7 @@
           <w:rPr>
             <w:rStyle w:val="Hyperlink"/>
           </w:rPr>
-          <w:t>pap</w:t>
-        </w:r>
-        <w:r>
-          <w:rPr>
-            <w:rStyle w:val="Hyperlink"/>
-          </w:rPr>
-          <w:t>e</w:t>
-        </w:r>
-        <w:r>
-          <w:rPr>
-            <w:rStyle w:val="Hyperlink"/>
-          </w:rPr>
-          <w:t>r</w:t>
+          <w:t>paper</w:t>
         </w:r>
       </w:hyperlink>
       <w:r>
@@ -285,13 +268,8 @@
       <w:pPr>
         <w:spacing w:after="0" w:line="240" w:lineRule="auto"/>
       </w:pPr>
-      <w:proofErr w:type="spellStart"/>
-      <w:r>
-        <w:t>i</w:t>
-      </w:r>
-      <w:proofErr w:type="spellEnd"/>
-      <w:r>
-        <w:t>. Answer the PICOT questions for this trial.</w:t>
+      <w:r>
+        <w:t>i. Answer the PICOT questions for this trial.</w:t>
       </w:r>
     </w:p>
     <w:p>
@@ -379,15 +357,7 @@
         <w:t xml:space="preserve"> doesn’t appear the researchers accounted for potential confounders like age, weight, gender</w:t>
       </w:r>
       <w:r>
-        <w:t>” and describing it is “</w:t>
-      </w:r>
-      <w:proofErr w:type="gramStart"/>
-      <w:r>
-        <w:t>strong[</w:t>
-      </w:r>
-      <w:proofErr w:type="gramEnd"/>
-      <w:r>
-        <w:t>] clinical evidence.”</w:t>
+        <w:t>” and describing it is “strong[] clinical evidence.”</w:t>
       </w:r>
     </w:p>
     <w:p>
@@ -403,28 +373,20 @@
         <w:t xml:space="preserve">Do you need to control for confounders </w:t>
       </w:r>
       <w:r>
-        <w:t xml:space="preserve">in a randomized trial </w:t>
-      </w:r>
-      <w:proofErr w:type="gramStart"/>
-      <w:r>
-        <w:t>in order to</w:t>
-      </w:r>
-      <w:proofErr w:type="gramEnd"/>
-      <w:r>
-        <w:t xml:space="preserve"> get an unbiased estimate of the treatment effect?</w:t>
-      </w:r>
-    </w:p>
-    <w:p>
-      <w:pPr>
-        <w:spacing w:after="0" w:line="240" w:lineRule="auto"/>
-      </w:pPr>
-    </w:p>
-    <w:p>
-      <w:pPr>
-        <w:spacing w:after="0" w:line="240" w:lineRule="auto"/>
-      </w:pPr>
-      <w:r>
-        <w:t xml:space="preserve">5. “Antidepressant Use During Pregnancy and Childhood Autism Spectrum Disorders” was published by JAMA Psych, has 747 citations, and spawned a literature investigating this topic. The authors found an association between taking exposure to antidepressants in utero and autism. You can find the paper </w:t>
+        <w:t>in a randomized trial in order to get an unbiased estimate of the treatment effect?</w:t>
+      </w:r>
+    </w:p>
+    <w:p>
+      <w:pPr>
+        <w:spacing w:after="0" w:line="240" w:lineRule="auto"/>
+      </w:pPr>
+    </w:p>
+    <w:p>
+      <w:pPr>
+        <w:spacing w:after="0" w:line="240" w:lineRule="auto"/>
+      </w:pPr>
+      <w:r>
+        <w:t xml:space="preserve">5. “Antidepressant Use During Pregnancy and Childhood Autism Spectrum Disorders” was published by JAMA Psych, has 747 citations, and spawned a literature investigating this topic. The authors found an association between exposure to antidepressants in utero and autism. You can find the paper </w:t>
       </w:r>
       <w:hyperlink r:id="rId12" w:history="1">
         <w:r>
@@ -447,7 +409,7 @@
           <w:noProof/>
         </w:rPr>
         <w:drawing>
-          <wp:anchor distT="0" distB="0" distL="114300" distR="114300" simplePos="0" relativeHeight="251659264" behindDoc="0" locked="0" layoutInCell="1" allowOverlap="1" wp14:anchorId="27DADA37" wp14:editId="11F23B83">
+          <wp:anchor distT="0" distB="0" distL="114300" distR="114300" simplePos="0" relativeHeight="251658240" behindDoc="0" locked="0" layoutInCell="1" allowOverlap="1" wp14:anchorId="27DADA37" wp14:editId="11F23B83">
             <wp:simplePos x="0" y="0"/>
             <wp:positionH relativeFrom="column">
               <wp:posOffset>228</wp:posOffset>
@@ -512,21 +474,8 @@
       <w:pPr>
         <w:spacing w:after="0" w:line="240" w:lineRule="auto"/>
       </w:pPr>
-      <w:proofErr w:type="spellStart"/>
-      <w:r>
-        <w:t>i</w:t>
-      </w:r>
-      <w:proofErr w:type="spellEnd"/>
-      <w:r>
-        <w:t xml:space="preserve">. Can you think of a simple explanation or two for why </w:t>
-      </w:r>
-      <w:proofErr w:type="gramStart"/>
-      <w:r>
-        <w:t>mom’s</w:t>
-      </w:r>
-      <w:proofErr w:type="gramEnd"/>
-      <w:r>
-        <w:t xml:space="preserve"> with autistic children would be more likely to take SSRIs during pregnancy?</w:t>
+      <w:r>
+        <w:t>i. Can you think of a simple explanation or two for why mom’s with autistic children would be more likely to take SSRIs during pregnancy?</w:t>
       </w:r>
     </w:p>
     <w:p>
@@ -1786,11 +1735,59 @@
     <w:uiPriority w:val="99"/>
     <w:semiHidden/>
     <w:unhideWhenUsed/>
-    <w:rsid w:val="008C193D"/>
+    <w:rsid w:val="002C7C02"/>
     <w:rPr>
       <w:color w:val="96607D" w:themeColor="followedHyperlink"/>
       <w:u w:val="single"/>
     </w:rPr>
+  </w:style>
+  <w:style w:type="paragraph" w:styleId="Header">
+    <w:name w:val="header"/>
+    <w:basedOn w:val="Normal"/>
+    <w:link w:val="HeaderChar"/>
+    <w:uiPriority w:val="99"/>
+    <w:semiHidden/>
+    <w:unhideWhenUsed/>
+    <w:rsid w:val="00FF005F"/>
+    <w:pPr>
+      <w:tabs>
+        <w:tab w:val="center" w:pos="4680"/>
+        <w:tab w:val="right" w:pos="9360"/>
+      </w:tabs>
+      <w:spacing w:after="0" w:line="240" w:lineRule="auto"/>
+    </w:pPr>
+  </w:style>
+  <w:style w:type="character" w:customStyle="1" w:styleId="HeaderChar">
+    <w:name w:val="Header Char"/>
+    <w:basedOn w:val="DefaultParagraphFont"/>
+    <w:link w:val="Header"/>
+    <w:uiPriority w:val="99"/>
+    <w:semiHidden/>
+    <w:rsid w:val="00FF005F"/>
+  </w:style>
+  <w:style w:type="paragraph" w:styleId="Footer">
+    <w:name w:val="footer"/>
+    <w:basedOn w:val="Normal"/>
+    <w:link w:val="FooterChar"/>
+    <w:uiPriority w:val="99"/>
+    <w:semiHidden/>
+    <w:unhideWhenUsed/>
+    <w:rsid w:val="00FF005F"/>
+    <w:pPr>
+      <w:tabs>
+        <w:tab w:val="center" w:pos="4680"/>
+        <w:tab w:val="right" w:pos="9360"/>
+      </w:tabs>
+      <w:spacing w:after="0" w:line="240" w:lineRule="auto"/>
+    </w:pPr>
+  </w:style>
+  <w:style w:type="character" w:customStyle="1" w:styleId="FooterChar">
+    <w:name w:val="Footer Char"/>
+    <w:basedOn w:val="DefaultParagraphFont"/>
+    <w:link w:val="Footer"/>
+    <w:uiPriority w:val="99"/>
+    <w:semiHidden/>
+    <w:rsid w:val="00FF005F"/>
   </w:style>
 </w:styles>
 </file>

--- a/cap/problems1.docx
+++ b/cap/problems1.docx
@@ -62,8 +62,13 @@
       <w:pPr>
         <w:spacing w:after="0" w:line="240" w:lineRule="auto"/>
       </w:pPr>
-      <w:r>
-        <w:t xml:space="preserve">i. </w:t>
+      <w:proofErr w:type="spellStart"/>
+      <w:r>
+        <w:t>i</w:t>
+      </w:r>
+      <w:proofErr w:type="spellEnd"/>
+      <w:r>
+        <w:t xml:space="preserve">. </w:t>
       </w:r>
       <w:r>
         <w:t>counterfactual</w:t>
@@ -155,7 +160,10 @@
         <w:t xml:space="preserve"> for </w:t>
       </w:r>
       <w:r>
-        <w:t>agitation in children with autism. Explain why most trials have this type of “Table 1,” what it is supposed to show, and if this “Table 1” achieves that objective.</w:t>
+        <w:t xml:space="preserve">agitation in children with autism. Explain why most trials have this type of “Table 1,” what it is supposed to show, and if this “Table 1” </w:t>
+      </w:r>
+      <w:r>
+        <w:t>is reassuring or concerning.</w:t>
       </w:r>
     </w:p>
     <w:p>
@@ -246,7 +254,19 @@
           <w:rPr>
             <w:rStyle w:val="Hyperlink"/>
           </w:rPr>
-          <w:t>paper</w:t>
+          <w:t>pa</w:t>
+        </w:r>
+        <w:r>
+          <w:rPr>
+            <w:rStyle w:val="Hyperlink"/>
+          </w:rPr>
+          <w:t>p</w:t>
+        </w:r>
+        <w:r>
+          <w:rPr>
+            <w:rStyle w:val="Hyperlink"/>
+          </w:rPr>
+          <w:t>er</w:t>
         </w:r>
       </w:hyperlink>
       <w:r>
@@ -261,15 +281,31 @@
         </w:r>
       </w:hyperlink>
       <w:r>
-        <w:t xml:space="preserve">.) </w:t>
-      </w:r>
-    </w:p>
-    <w:p>
-      <w:pPr>
-        <w:spacing w:after="0" w:line="240" w:lineRule="auto"/>
-      </w:pPr>
-      <w:r>
-        <w:t>i. Answer the PICOT questions for this trial.</w:t>
+        <w:t xml:space="preserve"> and at </w:t>
+      </w:r>
+      <w:hyperlink r:id="rId11" w:history="1">
+        <w:r>
+          <w:rPr>
+            <w:rStyle w:val="Hyperlink"/>
+          </w:rPr>
+          <w:t>http://stevewhite16.github.io/cap/schema_dbt_bpd.pdf</w:t>
+        </w:r>
+      </w:hyperlink>
+      <w:r>
+        <w:t xml:space="preserve"> )</w:t>
+      </w:r>
+    </w:p>
+    <w:p>
+      <w:pPr>
+        <w:spacing w:after="0" w:line="240" w:lineRule="auto"/>
+      </w:pPr>
+      <w:proofErr w:type="spellStart"/>
+      <w:r>
+        <w:t>i</w:t>
+      </w:r>
+      <w:proofErr w:type="spellEnd"/>
+      <w:r>
+        <w:t>. Answer the PICOT questions for this trial.</w:t>
       </w:r>
     </w:p>
     <w:p>
@@ -324,7 +360,7 @@
       <w:r>
         <w:t xml:space="preserve">A peer sent me this </w:t>
       </w:r>
-      <w:hyperlink r:id="rId11" w:history="1">
+      <w:hyperlink r:id="rId12" w:history="1">
         <w:r>
           <w:rPr>
             <w:rStyle w:val="Hyperlink"/>
@@ -373,7 +409,15 @@
         <w:t xml:space="preserve">Do you need to control for confounders </w:t>
       </w:r>
       <w:r>
-        <w:t>in a randomized trial in order to get an unbiased estimate of the treatment effect?</w:t>
+        <w:t xml:space="preserve">in a randomized trial </w:t>
+      </w:r>
+      <w:proofErr w:type="gramStart"/>
+      <w:r>
+        <w:t>in order to</w:t>
+      </w:r>
+      <w:proofErr w:type="gramEnd"/>
+      <w:r>
+        <w:t xml:space="preserve"> get an unbiased estimate of the treatment effect?</w:t>
       </w:r>
     </w:p>
     <w:p>
@@ -388,7 +432,7 @@
       <w:r>
         <w:t xml:space="preserve">5. “Antidepressant Use During Pregnancy and Childhood Autism Spectrum Disorders” was published by JAMA Psych, has 747 citations, and spawned a literature investigating this topic. The authors found an association between exposure to antidepressants in utero and autism. You can find the paper </w:t>
       </w:r>
-      <w:hyperlink r:id="rId12" w:history="1">
+      <w:hyperlink r:id="rId13" w:history="1">
         <w:r>
           <w:rPr>
             <w:rStyle w:val="Hyperlink"/>
@@ -432,7 +476,7 @@
                     <pic:cNvPicPr/>
                   </pic:nvPicPr>
                   <pic:blipFill>
-                    <a:blip r:embed="rId13">
+                    <a:blip r:embed="rId14">
                       <a:extLst>
                         <a:ext uri="{28A0092B-C50C-407E-A947-70E740481C1C}">
                           <a14:useLocalDpi xmlns:a14="http://schemas.microsoft.com/office/drawing/2010/main" val="0"/>
@@ -474,8 +518,21 @@
       <w:pPr>
         <w:spacing w:after="0" w:line="240" w:lineRule="auto"/>
       </w:pPr>
-      <w:r>
-        <w:t>i. Can you think of a simple explanation or two for why mom’s with autistic children would be more likely to take SSRIs during pregnancy?</w:t>
+      <w:proofErr w:type="spellStart"/>
+      <w:r>
+        <w:t>i</w:t>
+      </w:r>
+      <w:proofErr w:type="spellEnd"/>
+      <w:r>
+        <w:t xml:space="preserve">. Can you think of a simple explanation or two for why </w:t>
+      </w:r>
+      <w:proofErr w:type="gramStart"/>
+      <w:r>
+        <w:t>mom’s</w:t>
+      </w:r>
+      <w:proofErr w:type="gramEnd"/>
+      <w:r>
+        <w:t xml:space="preserve"> with autistic children would be more likely to take SSRIs during pregnancy?</w:t>
       </w:r>
     </w:p>
     <w:p>
